--- a/krimis/gardinen-01-wollseifen/Mit-Gardinen-ins-Jenseits-Fall-1-Wollseifen-Sprecherfassung.docx
+++ b/krimis/gardinen-01-wollseifen/Mit-Gardinen-ins-Jenseits-Fall-1-Wollseifen-Sprecherfassung.docx
@@ -16964,7 +16964,7 @@
           <w:i/>
           <w:color w:val="7B1FA2"/>
         </w:rPr>
-        <w:t>„Sehr geehrte Frau Fink, sehr geehrter Herr Ehrlich, in meinem Dorf stand vierzig Jahre lang eine Mauer. Meine Schwester wohnte auf der anderen Seite. Bitte bringen Sie ihr diesen Brief, den ich ihr 1966 nicht geben konnte. Sie wohnt noch immer dort. Es sind nur hundert Meter. Aber es waren die längsten hundert Meter der Welt.“</w:t>
+        <w:t>„Sehr geehrte Frau Fink, sehr geehrter Herr Ehrlich, durch mein Dorf lief fast vierzig Jahre lang eine Grenze, erst ein Zaun, dann eine Mauer. Meine Schwester wohnte auf der anderen Seite. Bitte bringen Sie ihr diesen Brief, den ich ihr 1966 nicht geben konnte. Sie wohnt noch immer dort. Es sind nur hundert Meter. Aber es waren die längsten hundert Meter der Welt.“</w:t>
       </w:r>
     </w:p>
     <w:p>

--- a/krimis/gardinen-01-wollseifen/Mit-Gardinen-ins-Jenseits-Fall-1-Wollseifen-Sprecherfassung.docx
+++ b/krimis/gardinen-01-wollseifen/Mit-Gardinen-ins-Jenseits-Fall-1-Wollseifen-Sprecherfassung.docx
@@ -77,7 +77,7 @@
           <w:i w:val="0"/>
           <w:sz w:val="28"/>
         </w:rPr>
-        <w:t>Diana</w:t>
+        <w:t>Diana Bittenbinder</w:t>
       </w:r>
     </w:p>
     <w:p>
